--- a/backend-exhibits/Dropbox to Google Shared Drive Advanced Plan - Advanced Include.docx
+++ b/backend-exhibits/Dropbox to Google Shared Drive Advanced Plan - Advanced Include.docx
@@ -56,7 +56,7 @@
                 <w:color w:val="000000"/>
                 <w:szCs w:val="21"/>
               </w:rPr>
-              <w:t>Advanced Plan Features (Dropbox to Google Shared Drive)</w:t>
+              <w:t>Standard Plan Features (Dropbox to Google Shared Drive)</w:t>
             </w:r>
           </w:p>
         </w:tc>
@@ -1139,7 +1139,7 @@
                 <w:color w:val="000000"/>
                 <w:szCs w:val="21"/>
               </w:rPr>
-              <w:t>Advanced Plan Fe</w:t>
+              <w:t>Standard Plan Fe</w:t>
             </w:r>
           </w:p>
         </w:tc>
@@ -1313,7 +1313,7 @@
                   <w14:round/>
                 </w14:textOutline>
               </w:rPr>
-              <w:t>Advanced Plan Features (Dropbox to Google My Drive)</w:t>
+              <w:t>Standard Plan Features (Dropbox to Google My Drive)</w:t>
             </w:r>
           </w:p>
         </w:tc>
@@ -3319,7 +3319,7 @@
                   <w14:round/>
                 </w14:textOutline>
               </w:rPr>
-              <w:t xml:space="preserve">Advanced Plan </w:t>
+              <w:t xml:space="preserve">Standard Plan </w:t>
             </w:r>
           </w:p>
         </w:tc>

--- a/backend-exhibits/Dropbox to Google Shared Drive Advanced Plan - Advanced Include.docx
+++ b/backend-exhibits/Dropbox to Google Shared Drive Advanced Plan - Advanced Include.docx
@@ -1282,8 +1282,8 @@
               <w:jc w:val="center"/>
               <w:rPr>
                 <w:color w:val="auto"/>
-                <w:sz w:val="22"/>
-                <w:szCs w:val="28"/>
+                <w:sz w:val="21"/>
+                <w:szCs w:val="21"/>
                 <w14:shadow w14:blurRad="38100" w14:dist="19050" w14:dir="2700000" w14:sx="100000" w14:sy="100000" w14:kx="0" w14:ky="0" w14:algn="tl">
                   <w14:schemeClr w14:val="dk1">
                     <w14:alpha w14:val="60000"/>
@@ -1300,8 +1300,8 @@
             <w:r>
               <w:rPr>
                 <w:color w:val="auto"/>
-                <w:sz w:val="22"/>
-                <w:szCs w:val="28"/>
+                <w:sz w:val="21"/>
+                <w:szCs w:val="21"/>
                 <w14:shadow w14:blurRad="38100" w14:dist="19050" w14:dir="2700000" w14:sx="100000" w14:sy="100000" w14:kx="0" w14:ky="0" w14:algn="tl">
                   <w14:schemeClr w14:val="dk1">
                     <w14:alpha w14:val="60000"/>
@@ -1337,25 +1337,25 @@
               <w:ind w:left="1"/>
               <w:rPr>
                 <w:color w:val="auto"/>
-                <w:sz w:val="22"/>
-                <w:szCs w:val="28"/>
-                <w14:shadow w14:blurRad="38100" w14:dist="19050" w14:dir="2700000" w14:sx="100000" w14:sy="100000" w14:kx="0" w14:ky="0" w14:algn="tl">
-                  <w14:schemeClr w14:val="dk1">
-                    <w14:alpha w14:val="60000"/>
-                  </w14:schemeClr>
-                </w14:shadow>
-                <w14:textOutline w14:w="0" w14:cap="flat" w14:cmpd="sng" w14:algn="ctr">
-                  <w14:noFill/>
-                  <w14:prstDash w14:val="solid"/>
-                  <w14:round/>
-                </w14:textOutline>
-              </w:rPr>
-            </w:pPr>
-            <w:r>
-              <w:rPr>
-                <w:color w:val="auto"/>
-                <w:sz w:val="22"/>
-                <w:szCs w:val="28"/>
+                <w:sz w:val="21"/>
+                <w:szCs w:val="21"/>
+                <w14:shadow w14:blurRad="38100" w14:dist="19050" w14:dir="2700000" w14:sx="100000" w14:sy="100000" w14:kx="0" w14:ky="0" w14:algn="tl">
+                  <w14:schemeClr w14:val="dk1">
+                    <w14:alpha w14:val="60000"/>
+                  </w14:schemeClr>
+                </w14:shadow>
+                <w14:textOutline w14:w="0" w14:cap="flat" w14:cmpd="sng" w14:algn="ctr">
+                  <w14:noFill/>
+                  <w14:prstDash w14:val="solid"/>
+                  <w14:round/>
+                </w14:textOutline>
+              </w:rPr>
+            </w:pPr>
+            <w:r>
+              <w:rPr>
+                <w:color w:val="auto"/>
+                <w:sz w:val="21"/>
+                <w:szCs w:val="21"/>
                 <w14:shadow w14:blurRad="38100" w14:dist="19050" w14:dir="2700000" w14:sx="100000" w14:sy="100000" w14:kx="0" w14:ky="0" w14:algn="tl">
                   <w14:schemeClr w14:val="dk1">
                     <w14:alpha w14:val="60000"/>
@@ -1386,8 +1386,8 @@
               <w:ind w:left="0"/>
               <w:rPr>
                 <w:color w:val="auto"/>
-                <w:sz w:val="22"/>
-                <w:szCs w:val="28"/>
+                <w:sz w:val="21"/>
+                <w:szCs w:val="21"/>
                 <w14:shadow w14:blurRad="38100" w14:dist="19050" w14:dir="2700000" w14:sx="100000" w14:sy="100000" w14:kx="0" w14:ky="0" w14:algn="tl">
                   <w14:schemeClr w14:val="dk1">
                     <w14:alpha w14:val="60000"/>
@@ -1404,8 +1404,8 @@
             <w:r>
               <w:rPr>
                 <w:color w:val="auto"/>
-                <w:sz w:val="22"/>
-                <w:szCs w:val="28"/>
+                <w:sz w:val="21"/>
+                <w:szCs w:val="21"/>
                 <w14:shadow w14:blurRad="38100" w14:dist="19050" w14:dir="2700000" w14:sx="100000" w14:sy="100000" w14:kx="0" w14:ky="0" w14:algn="tl">
                   <w14:schemeClr w14:val="dk1">
                     <w14:alpha w14:val="60000"/>
@@ -1423,8 +1423,8 @@
             <w:r>
               <w:rPr>
                 <w:color w:val="auto"/>
-                <w:sz w:val="22"/>
-                <w:szCs w:val="28"/>
+                <w:sz w:val="21"/>
+                <w:szCs w:val="21"/>
                 <w14:shadow w14:blurRad="38100" w14:dist="19050" w14:dir="2700000" w14:sx="100000" w14:sy="100000" w14:kx="0" w14:ky="0" w14:algn="tl">
                   <w14:schemeClr w14:val="dk1">
                     <w14:alpha w14:val="60000"/>
@@ -1460,25 +1460,25 @@
               <w:ind w:left="1"/>
               <w:rPr>
                 <w:color w:val="auto"/>
-                <w:sz w:val="22"/>
-                <w:szCs w:val="28"/>
-                <w14:shadow w14:blurRad="38100" w14:dist="19050" w14:dir="2700000" w14:sx="100000" w14:sy="100000" w14:kx="0" w14:ky="0" w14:algn="tl">
-                  <w14:schemeClr w14:val="dk1">
-                    <w14:alpha w14:val="60000"/>
-                  </w14:schemeClr>
-                </w14:shadow>
-                <w14:textOutline w14:w="0" w14:cap="flat" w14:cmpd="sng" w14:algn="ctr">
-                  <w14:noFill/>
-                  <w14:prstDash w14:val="solid"/>
-                  <w14:round/>
-                </w14:textOutline>
-              </w:rPr>
-            </w:pPr>
-            <w:r>
-              <w:rPr>
-                <w:color w:val="auto"/>
-                <w:sz w:val="22"/>
-                <w:szCs w:val="28"/>
+                <w:sz w:val="21"/>
+                <w:szCs w:val="21"/>
+                <w14:shadow w14:blurRad="38100" w14:dist="19050" w14:dir="2700000" w14:sx="100000" w14:sy="100000" w14:kx="0" w14:ky="0" w14:algn="tl">
+                  <w14:schemeClr w14:val="dk1">
+                    <w14:alpha w14:val="60000"/>
+                  </w14:schemeClr>
+                </w14:shadow>
+                <w14:textOutline w14:w="0" w14:cap="flat" w14:cmpd="sng" w14:algn="ctr">
+                  <w14:noFill/>
+                  <w14:prstDash w14:val="solid"/>
+                  <w14:round/>
+                </w14:textOutline>
+              </w:rPr>
+            </w:pPr>
+            <w:r>
+              <w:rPr>
+                <w:color w:val="auto"/>
+                <w:sz w:val="21"/>
+                <w:szCs w:val="21"/>
                 <w14:shadow w14:blurRad="38100" w14:dist="19050" w14:dir="2700000" w14:sx="100000" w14:sy="100000" w14:kx="0" w14:ky="0" w14:algn="tl">
                   <w14:schemeClr w14:val="dk1">
                     <w14:alpha w14:val="60000"/>
@@ -1509,25 +1509,25 @@
               <w:ind w:left="0"/>
               <w:rPr>
                 <w:color w:val="auto"/>
-                <w:sz w:val="22"/>
-                <w:szCs w:val="28"/>
-                <w14:shadow w14:blurRad="38100" w14:dist="19050" w14:dir="2700000" w14:sx="100000" w14:sy="100000" w14:kx="0" w14:ky="0" w14:algn="tl">
-                  <w14:schemeClr w14:val="dk1">
-                    <w14:alpha w14:val="60000"/>
-                  </w14:schemeClr>
-                </w14:shadow>
-                <w14:textOutline w14:w="0" w14:cap="flat" w14:cmpd="sng" w14:algn="ctr">
-                  <w14:noFill/>
-                  <w14:prstDash w14:val="solid"/>
-                  <w14:round/>
-                </w14:textOutline>
-              </w:rPr>
-            </w:pPr>
-            <w:r>
-              <w:rPr>
-                <w:color w:val="auto"/>
-                <w:sz w:val="22"/>
-                <w:szCs w:val="28"/>
+                <w:sz w:val="21"/>
+                <w:szCs w:val="21"/>
+                <w14:shadow w14:blurRad="38100" w14:dist="19050" w14:dir="2700000" w14:sx="100000" w14:sy="100000" w14:kx="0" w14:ky="0" w14:algn="tl">
+                  <w14:schemeClr w14:val="dk1">
+                    <w14:alpha w14:val="60000"/>
+                  </w14:schemeClr>
+                </w14:shadow>
+                <w14:textOutline w14:w="0" w14:cap="flat" w14:cmpd="sng" w14:algn="ctr">
+                  <w14:noFill/>
+                  <w14:prstDash w14:val="solid"/>
+                  <w14:round/>
+                </w14:textOutline>
+              </w:rPr>
+            </w:pPr>
+            <w:r>
+              <w:rPr>
+                <w:color w:val="auto"/>
+                <w:sz w:val="21"/>
+                <w:szCs w:val="21"/>
                 <w14:shadow w14:blurRad="38100" w14:dist="19050" w14:dir="2700000" w14:sx="100000" w14:sy="100000" w14:kx="0" w14:ky="0" w14:algn="tl">
                   <w14:schemeClr w14:val="dk1">
                     <w14:alpha w14:val="60000"/>
@@ -1563,25 +1563,25 @@
               <w:ind w:left="1"/>
               <w:rPr>
                 <w:color w:val="auto"/>
-                <w:sz w:val="22"/>
-                <w:szCs w:val="28"/>
-                <w14:shadow w14:blurRad="38100" w14:dist="19050" w14:dir="2700000" w14:sx="100000" w14:sy="100000" w14:kx="0" w14:ky="0" w14:algn="tl">
-                  <w14:schemeClr w14:val="dk1">
-                    <w14:alpha w14:val="60000"/>
-                  </w14:schemeClr>
-                </w14:shadow>
-                <w14:textOutline w14:w="0" w14:cap="flat" w14:cmpd="sng" w14:algn="ctr">
-                  <w14:noFill/>
-                  <w14:prstDash w14:val="solid"/>
-                  <w14:round/>
-                </w14:textOutline>
-              </w:rPr>
-            </w:pPr>
-            <w:r>
-              <w:rPr>
-                <w:color w:val="auto"/>
-                <w:sz w:val="22"/>
-                <w:szCs w:val="28"/>
+                <w:sz w:val="21"/>
+                <w:szCs w:val="21"/>
+                <w14:shadow w14:blurRad="38100" w14:dist="19050" w14:dir="2700000" w14:sx="100000" w14:sy="100000" w14:kx="0" w14:ky="0" w14:algn="tl">
+                  <w14:schemeClr w14:val="dk1">
+                    <w14:alpha w14:val="60000"/>
+                  </w14:schemeClr>
+                </w14:shadow>
+                <w14:textOutline w14:w="0" w14:cap="flat" w14:cmpd="sng" w14:algn="ctr">
+                  <w14:noFill/>
+                  <w14:prstDash w14:val="solid"/>
+                  <w14:round/>
+                </w14:textOutline>
+              </w:rPr>
+            </w:pPr>
+            <w:r>
+              <w:rPr>
+                <w:color w:val="auto"/>
+                <w:sz w:val="21"/>
+                <w:szCs w:val="21"/>
                 <w14:shadow w14:blurRad="38100" w14:dist="19050" w14:dir="2700000" w14:sx="100000" w14:sy="100000" w14:kx="0" w14:ky="0" w14:algn="tl">
                   <w14:schemeClr w14:val="dk1">
                     <w14:alpha w14:val="60000"/>
@@ -1612,25 +1612,25 @@
               <w:ind w:left="0"/>
               <w:rPr>
                 <w:color w:val="auto"/>
-                <w:sz w:val="22"/>
-                <w:szCs w:val="28"/>
-                <w14:shadow w14:blurRad="38100" w14:dist="19050" w14:dir="2700000" w14:sx="100000" w14:sy="100000" w14:kx="0" w14:ky="0" w14:algn="tl">
-                  <w14:schemeClr w14:val="dk1">
-                    <w14:alpha w14:val="60000"/>
-                  </w14:schemeClr>
-                </w14:shadow>
-                <w14:textOutline w14:w="0" w14:cap="flat" w14:cmpd="sng" w14:algn="ctr">
-                  <w14:noFill/>
-                  <w14:prstDash w14:val="solid"/>
-                  <w14:round/>
-                </w14:textOutline>
-              </w:rPr>
-            </w:pPr>
-            <w:r>
-              <w:rPr>
-                <w:color w:val="auto"/>
-                <w:sz w:val="22"/>
-                <w:szCs w:val="28"/>
+                <w:sz w:val="21"/>
+                <w:szCs w:val="21"/>
+                <w14:shadow w14:blurRad="38100" w14:dist="19050" w14:dir="2700000" w14:sx="100000" w14:sy="100000" w14:kx="0" w14:ky="0" w14:algn="tl">
+                  <w14:schemeClr w14:val="dk1">
+                    <w14:alpha w14:val="60000"/>
+                  </w14:schemeClr>
+                </w14:shadow>
+                <w14:textOutline w14:w="0" w14:cap="flat" w14:cmpd="sng" w14:algn="ctr">
+                  <w14:noFill/>
+                  <w14:prstDash w14:val="solid"/>
+                  <w14:round/>
+                </w14:textOutline>
+              </w:rPr>
+            </w:pPr>
+            <w:r>
+              <w:rPr>
+                <w:color w:val="auto"/>
+                <w:sz w:val="21"/>
+                <w:szCs w:val="21"/>
                 <w14:shadow w14:blurRad="38100" w14:dist="19050" w14:dir="2700000" w14:sx="100000" w14:sy="100000" w14:kx="0" w14:ky="0" w14:algn="tl">
                   <w14:schemeClr w14:val="dk1">
                     <w14:alpha w14:val="60000"/>
@@ -1666,25 +1666,25 @@
               <w:ind w:left="1"/>
               <w:rPr>
                 <w:color w:val="auto"/>
-                <w:sz w:val="22"/>
-                <w:szCs w:val="28"/>
-                <w14:shadow w14:blurRad="38100" w14:dist="19050" w14:dir="2700000" w14:sx="100000" w14:sy="100000" w14:kx="0" w14:ky="0" w14:algn="tl">
-                  <w14:schemeClr w14:val="dk1">
-                    <w14:alpha w14:val="60000"/>
-                  </w14:schemeClr>
-                </w14:shadow>
-                <w14:textOutline w14:w="0" w14:cap="flat" w14:cmpd="sng" w14:algn="ctr">
-                  <w14:noFill/>
-                  <w14:prstDash w14:val="solid"/>
-                  <w14:round/>
-                </w14:textOutline>
-              </w:rPr>
-            </w:pPr>
-            <w:r>
-              <w:rPr>
-                <w:color w:val="auto"/>
-                <w:sz w:val="22"/>
-                <w:szCs w:val="28"/>
+                <w:sz w:val="21"/>
+                <w:szCs w:val="21"/>
+                <w14:shadow w14:blurRad="38100" w14:dist="19050" w14:dir="2700000" w14:sx="100000" w14:sy="100000" w14:kx="0" w14:ky="0" w14:algn="tl">
+                  <w14:schemeClr w14:val="dk1">
+                    <w14:alpha w14:val="60000"/>
+                  </w14:schemeClr>
+                </w14:shadow>
+                <w14:textOutline w14:w="0" w14:cap="flat" w14:cmpd="sng" w14:algn="ctr">
+                  <w14:noFill/>
+                  <w14:prstDash w14:val="solid"/>
+                  <w14:round/>
+                </w14:textOutline>
+              </w:rPr>
+            </w:pPr>
+            <w:r>
+              <w:rPr>
+                <w:color w:val="auto"/>
+                <w:sz w:val="21"/>
+                <w:szCs w:val="21"/>
                 <w14:shadow w14:blurRad="38100" w14:dist="19050" w14:dir="2700000" w14:sx="100000" w14:sy="100000" w14:kx="0" w14:ky="0" w14:algn="tl">
                   <w14:schemeClr w14:val="dk1">
                     <w14:alpha w14:val="60000"/>
@@ -1716,8 +1716,8 @@
               <w:jc w:val="both"/>
               <w:rPr>
                 <w:color w:val="auto"/>
-                <w:sz w:val="22"/>
-                <w:szCs w:val="28"/>
+                <w:sz w:val="21"/>
+                <w:szCs w:val="21"/>
                 <w14:shadow w14:blurRad="38100" w14:dist="19050" w14:dir="2700000" w14:sx="100000" w14:sy="100000" w14:kx="0" w14:ky="0" w14:algn="tl">
                   <w14:schemeClr w14:val="dk1">
                     <w14:alpha w14:val="60000"/>
@@ -1734,8 +1734,8 @@
             <w:r>
               <w:rPr>
                 <w:color w:val="auto"/>
-                <w:sz w:val="22"/>
-                <w:szCs w:val="28"/>
+                <w:sz w:val="21"/>
+                <w:szCs w:val="21"/>
                 <w14:shadow w14:blurRad="38100" w14:dist="19050" w14:dir="2700000" w14:sx="100000" w14:sy="100000" w14:kx="0" w14:ky="0" w14:algn="tl">
                   <w14:schemeClr w14:val="dk1">
                     <w14:alpha w14:val="60000"/>
@@ -1753,8 +1753,8 @@
             <w:r>
               <w:rPr>
                 <w:color w:val="auto"/>
-                <w:sz w:val="22"/>
-                <w:szCs w:val="28"/>
+                <w:sz w:val="21"/>
+                <w:szCs w:val="21"/>
                 <w14:shadow w14:blurRad="38100" w14:dist="19050" w14:dir="2700000" w14:sx="100000" w14:sy="100000" w14:kx="0" w14:ky="0" w14:algn="tl">
                   <w14:schemeClr w14:val="dk1">
                     <w14:alpha w14:val="60000"/>
@@ -1790,25 +1790,25 @@
               <w:ind w:left="1"/>
               <w:rPr>
                 <w:color w:val="auto"/>
-                <w:sz w:val="22"/>
-                <w:szCs w:val="28"/>
-                <w14:shadow w14:blurRad="38100" w14:dist="19050" w14:dir="2700000" w14:sx="100000" w14:sy="100000" w14:kx="0" w14:ky="0" w14:algn="tl">
-                  <w14:schemeClr w14:val="dk1">
-                    <w14:alpha w14:val="60000"/>
-                  </w14:schemeClr>
-                </w14:shadow>
-                <w14:textOutline w14:w="0" w14:cap="flat" w14:cmpd="sng" w14:algn="ctr">
-                  <w14:noFill/>
-                  <w14:prstDash w14:val="solid"/>
-                  <w14:round/>
-                </w14:textOutline>
-              </w:rPr>
-            </w:pPr>
-            <w:r>
-              <w:rPr>
-                <w:color w:val="auto"/>
-                <w:sz w:val="22"/>
-                <w:szCs w:val="28"/>
+                <w:sz w:val="21"/>
+                <w:szCs w:val="21"/>
+                <w14:shadow w14:blurRad="38100" w14:dist="19050" w14:dir="2700000" w14:sx="100000" w14:sy="100000" w14:kx="0" w14:ky="0" w14:algn="tl">
+                  <w14:schemeClr w14:val="dk1">
+                    <w14:alpha w14:val="60000"/>
+                  </w14:schemeClr>
+                </w14:shadow>
+                <w14:textOutline w14:w="0" w14:cap="flat" w14:cmpd="sng" w14:algn="ctr">
+                  <w14:noFill/>
+                  <w14:prstDash w14:val="solid"/>
+                  <w14:round/>
+                </w14:textOutline>
+              </w:rPr>
+            </w:pPr>
+            <w:r>
+              <w:rPr>
+                <w:color w:val="auto"/>
+                <w:sz w:val="21"/>
+                <w:szCs w:val="21"/>
                 <w14:shadow w14:blurRad="38100" w14:dist="19050" w14:dir="2700000" w14:sx="100000" w14:sy="100000" w14:kx="0" w14:ky="0" w14:algn="tl">
                   <w14:schemeClr w14:val="dk1">
                     <w14:alpha w14:val="60000"/>
@@ -1839,8 +1839,8 @@
               <w:ind w:left="0"/>
               <w:rPr>
                 <w:color w:val="auto"/>
-                <w:sz w:val="22"/>
-                <w:szCs w:val="28"/>
+                <w:sz w:val="21"/>
+                <w:szCs w:val="21"/>
                 <w14:shadow w14:blurRad="38100" w14:dist="19050" w14:dir="2700000" w14:sx="100000" w14:sy="100000" w14:kx="0" w14:ky="0" w14:algn="tl">
                   <w14:schemeClr w14:val="dk1">
                     <w14:alpha w14:val="60000"/>
@@ -1857,8 +1857,8 @@
             <w:r>
               <w:rPr>
                 <w:color w:val="auto"/>
-                <w:sz w:val="22"/>
-                <w:szCs w:val="28"/>
+                <w:sz w:val="21"/>
+                <w:szCs w:val="21"/>
                 <w14:shadow w14:blurRad="38100" w14:dist="19050" w14:dir="2700000" w14:sx="100000" w14:sy="100000" w14:kx="0" w14:ky="0" w14:algn="tl">
                   <w14:schemeClr w14:val="dk1">
                     <w14:alpha w14:val="60000"/>
@@ -1876,8 +1876,8 @@
             <w:r>
               <w:rPr>
                 <w:color w:val="auto"/>
-                <w:sz w:val="22"/>
-                <w:szCs w:val="28"/>
+                <w:sz w:val="21"/>
+                <w:szCs w:val="21"/>
                 <w14:shadow w14:blurRad="38100" w14:dist="19050" w14:dir="2700000" w14:sx="100000" w14:sy="100000" w14:kx="0" w14:ky="0" w14:algn="tl">
                   <w14:schemeClr w14:val="dk1">
                     <w14:alpha w14:val="60000"/>
@@ -1913,25 +1913,25 @@
               <w:ind w:left="1"/>
               <w:rPr>
                 <w:color w:val="auto"/>
-                <w:sz w:val="22"/>
-                <w:szCs w:val="28"/>
-                <w14:shadow w14:blurRad="38100" w14:dist="19050" w14:dir="2700000" w14:sx="100000" w14:sy="100000" w14:kx="0" w14:ky="0" w14:algn="tl">
-                  <w14:schemeClr w14:val="dk1">
-                    <w14:alpha w14:val="60000"/>
-                  </w14:schemeClr>
-                </w14:shadow>
-                <w14:textOutline w14:w="0" w14:cap="flat" w14:cmpd="sng" w14:algn="ctr">
-                  <w14:noFill/>
-                  <w14:prstDash w14:val="solid"/>
-                  <w14:round/>
-                </w14:textOutline>
-              </w:rPr>
-            </w:pPr>
-            <w:r>
-              <w:rPr>
-                <w:color w:val="auto"/>
-                <w:sz w:val="22"/>
-                <w:szCs w:val="28"/>
+                <w:sz w:val="21"/>
+                <w:szCs w:val="21"/>
+                <w14:shadow w14:blurRad="38100" w14:dist="19050" w14:dir="2700000" w14:sx="100000" w14:sy="100000" w14:kx="0" w14:ky="0" w14:algn="tl">
+                  <w14:schemeClr w14:val="dk1">
+                    <w14:alpha w14:val="60000"/>
+                  </w14:schemeClr>
+                </w14:shadow>
+                <w14:textOutline w14:w="0" w14:cap="flat" w14:cmpd="sng" w14:algn="ctr">
+                  <w14:noFill/>
+                  <w14:prstDash w14:val="solid"/>
+                  <w14:round/>
+                </w14:textOutline>
+              </w:rPr>
+            </w:pPr>
+            <w:r>
+              <w:rPr>
+                <w:color w:val="auto"/>
+                <w:sz w:val="21"/>
+                <w:szCs w:val="21"/>
                 <w14:shadow w14:blurRad="38100" w14:dist="19050" w14:dir="2700000" w14:sx="100000" w14:sy="100000" w14:kx="0" w14:ky="0" w14:algn="tl">
                   <w14:schemeClr w14:val="dk1">
                     <w14:alpha w14:val="60000"/>
@@ -1962,8 +1962,8 @@
               <w:ind w:left="0"/>
               <w:rPr>
                 <w:color w:val="auto"/>
-                <w:sz w:val="22"/>
-                <w:szCs w:val="28"/>
+                <w:sz w:val="21"/>
+                <w:szCs w:val="21"/>
                 <w14:shadow w14:blurRad="38100" w14:dist="19050" w14:dir="2700000" w14:sx="100000" w14:sy="100000" w14:kx="0" w14:ky="0" w14:algn="tl">
                   <w14:schemeClr w14:val="dk1">
                     <w14:alpha w14:val="60000"/>
@@ -1980,8 +1980,8 @@
             <w:r>
               <w:rPr>
                 <w:color w:val="auto"/>
-                <w:sz w:val="22"/>
-                <w:szCs w:val="28"/>
+                <w:sz w:val="21"/>
+                <w:szCs w:val="21"/>
                 <w14:shadow w14:blurRad="38100" w14:dist="19050" w14:dir="2700000" w14:sx="100000" w14:sy="100000" w14:kx="0" w14:ky="0" w14:algn="tl">
                   <w14:schemeClr w14:val="dk1">
                     <w14:alpha w14:val="60000"/>
@@ -1999,8 +1999,8 @@
             <w:r>
               <w:rPr>
                 <w:color w:val="auto"/>
-                <w:sz w:val="22"/>
-                <w:szCs w:val="28"/>
+                <w:sz w:val="21"/>
+                <w:szCs w:val="21"/>
                 <w14:shadow w14:blurRad="38100" w14:dist="19050" w14:dir="2700000" w14:sx="100000" w14:sy="100000" w14:kx="0" w14:ky="0" w14:algn="tl">
                   <w14:schemeClr w14:val="dk1">
                     <w14:alpha w14:val="60000"/>
@@ -2036,25 +2036,25 @@
               <w:ind w:left="1"/>
               <w:rPr>
                 <w:color w:val="auto"/>
-                <w:sz w:val="22"/>
-                <w:szCs w:val="28"/>
-                <w14:shadow w14:blurRad="38100" w14:dist="19050" w14:dir="2700000" w14:sx="100000" w14:sy="100000" w14:kx="0" w14:ky="0" w14:algn="tl">
-                  <w14:schemeClr w14:val="dk1">
-                    <w14:alpha w14:val="60000"/>
-                  </w14:schemeClr>
-                </w14:shadow>
-                <w14:textOutline w14:w="0" w14:cap="flat" w14:cmpd="sng" w14:algn="ctr">
-                  <w14:noFill/>
-                  <w14:prstDash w14:val="solid"/>
-                  <w14:round/>
-                </w14:textOutline>
-              </w:rPr>
-            </w:pPr>
-            <w:r>
-              <w:rPr>
-                <w:color w:val="auto"/>
-                <w:sz w:val="22"/>
-                <w:szCs w:val="28"/>
+                <w:sz w:val="21"/>
+                <w:szCs w:val="21"/>
+                <w14:shadow w14:blurRad="38100" w14:dist="19050" w14:dir="2700000" w14:sx="100000" w14:sy="100000" w14:kx="0" w14:ky="0" w14:algn="tl">
+                  <w14:schemeClr w14:val="dk1">
+                    <w14:alpha w14:val="60000"/>
+                  </w14:schemeClr>
+                </w14:shadow>
+                <w14:textOutline w14:w="0" w14:cap="flat" w14:cmpd="sng" w14:algn="ctr">
+                  <w14:noFill/>
+                  <w14:prstDash w14:val="solid"/>
+                  <w14:round/>
+                </w14:textOutline>
+              </w:rPr>
+            </w:pPr>
+            <w:r>
+              <w:rPr>
+                <w:color w:val="auto"/>
+                <w:sz w:val="21"/>
+                <w:szCs w:val="21"/>
                 <w14:shadow w14:blurRad="38100" w14:dist="19050" w14:dir="2700000" w14:sx="100000" w14:sy="100000" w14:kx="0" w14:ky="0" w14:algn="tl">
                   <w14:schemeClr w14:val="dk1">
                     <w14:alpha w14:val="60000"/>
@@ -2085,8 +2085,8 @@
               <w:ind w:left="0"/>
               <w:rPr>
                 <w:color w:val="auto"/>
-                <w:sz w:val="22"/>
-                <w:szCs w:val="28"/>
+                <w:sz w:val="21"/>
+                <w:szCs w:val="21"/>
                 <w14:shadow w14:blurRad="38100" w14:dist="19050" w14:dir="2700000" w14:sx="100000" w14:sy="100000" w14:kx="0" w14:ky="0" w14:algn="tl">
                   <w14:schemeClr w14:val="dk1">
                     <w14:alpha w14:val="60000"/>
@@ -2103,8 +2103,8 @@
             <w:r>
               <w:rPr>
                 <w:color w:val="auto"/>
-                <w:sz w:val="22"/>
-                <w:szCs w:val="28"/>
+                <w:sz w:val="21"/>
+                <w:szCs w:val="21"/>
                 <w14:shadow w14:blurRad="38100" w14:dist="19050" w14:dir="2700000" w14:sx="100000" w14:sy="100000" w14:kx="0" w14:ky="0" w14:algn="tl">
                   <w14:schemeClr w14:val="dk1">
                     <w14:alpha w14:val="60000"/>
@@ -2122,8 +2122,8 @@
             <w:r>
               <w:rPr>
                 <w:color w:val="auto"/>
-                <w:sz w:val="22"/>
-                <w:szCs w:val="28"/>
+                <w:sz w:val="21"/>
+                <w:szCs w:val="21"/>
                 <w14:shadow w14:blurRad="38100" w14:dist="19050" w14:dir="2700000" w14:sx="100000" w14:sy="100000" w14:kx="0" w14:ky="0" w14:algn="tl">
                   <w14:schemeClr w14:val="dk1">
                     <w14:alpha w14:val="60000"/>
@@ -2159,25 +2159,25 @@
               <w:ind w:left="1"/>
               <w:rPr>
                 <w:color w:val="auto"/>
-                <w:sz w:val="22"/>
-                <w:szCs w:val="28"/>
-                <w14:shadow w14:blurRad="38100" w14:dist="19050" w14:dir="2700000" w14:sx="100000" w14:sy="100000" w14:kx="0" w14:ky="0" w14:algn="tl">
-                  <w14:schemeClr w14:val="dk1">
-                    <w14:alpha w14:val="60000"/>
-                  </w14:schemeClr>
-                </w14:shadow>
-                <w14:textOutline w14:w="0" w14:cap="flat" w14:cmpd="sng" w14:algn="ctr">
-                  <w14:noFill/>
-                  <w14:prstDash w14:val="solid"/>
-                  <w14:round/>
-                </w14:textOutline>
-              </w:rPr>
-            </w:pPr>
-            <w:r>
-              <w:rPr>
-                <w:color w:val="auto"/>
-                <w:sz w:val="22"/>
-                <w:szCs w:val="28"/>
+                <w:sz w:val="21"/>
+                <w:szCs w:val="21"/>
+                <w14:shadow w14:blurRad="38100" w14:dist="19050" w14:dir="2700000" w14:sx="100000" w14:sy="100000" w14:kx="0" w14:ky="0" w14:algn="tl">
+                  <w14:schemeClr w14:val="dk1">
+                    <w14:alpha w14:val="60000"/>
+                  </w14:schemeClr>
+                </w14:shadow>
+                <w14:textOutline w14:w="0" w14:cap="flat" w14:cmpd="sng" w14:algn="ctr">
+                  <w14:noFill/>
+                  <w14:prstDash w14:val="solid"/>
+                  <w14:round/>
+                </w14:textOutline>
+              </w:rPr>
+            </w:pPr>
+            <w:r>
+              <w:rPr>
+                <w:color w:val="auto"/>
+                <w:sz w:val="21"/>
+                <w:szCs w:val="21"/>
                 <w14:shadow w14:blurRad="38100" w14:dist="19050" w14:dir="2700000" w14:sx="100000" w14:sy="100000" w14:kx="0" w14:ky="0" w14:algn="tl">
                   <w14:schemeClr w14:val="dk1">
                     <w14:alpha w14:val="60000"/>
@@ -2208,8 +2208,8 @@
               <w:ind w:left="0"/>
               <w:rPr>
                 <w:color w:val="auto"/>
-                <w:sz w:val="22"/>
-                <w:szCs w:val="28"/>
+                <w:sz w:val="21"/>
+                <w:szCs w:val="21"/>
                 <w14:shadow w14:blurRad="38100" w14:dist="19050" w14:dir="2700000" w14:sx="100000" w14:sy="100000" w14:kx="0" w14:ky="0" w14:algn="tl">
                   <w14:schemeClr w14:val="dk1">
                     <w14:alpha w14:val="60000"/>
@@ -2226,8 +2226,8 @@
             <w:r>
               <w:rPr>
                 <w:color w:val="auto"/>
-                <w:sz w:val="22"/>
-                <w:szCs w:val="28"/>
+                <w:sz w:val="21"/>
+                <w:szCs w:val="21"/>
                 <w14:shadow w14:blurRad="38100" w14:dist="19050" w14:dir="2700000" w14:sx="100000" w14:sy="100000" w14:kx="0" w14:ky="0" w14:algn="tl">
                   <w14:schemeClr w14:val="dk1">
                     <w14:alpha w14:val="60000"/>
@@ -2245,8 +2245,8 @@
             <w:r>
               <w:rPr>
                 <w:color w:val="auto"/>
-                <w:sz w:val="22"/>
-                <w:szCs w:val="28"/>
+                <w:sz w:val="21"/>
+                <w:szCs w:val="21"/>
                 <w14:shadow w14:blurRad="38100" w14:dist="19050" w14:dir="2700000" w14:sx="100000" w14:sy="100000" w14:kx="0" w14:ky="0" w14:algn="tl">
                   <w14:schemeClr w14:val="dk1">
                     <w14:alpha w14:val="60000"/>
@@ -2282,25 +2282,25 @@
               <w:ind w:left="1"/>
               <w:rPr>
                 <w:color w:val="auto"/>
-                <w:sz w:val="22"/>
-                <w:szCs w:val="28"/>
-                <w14:shadow w14:blurRad="38100" w14:dist="19050" w14:dir="2700000" w14:sx="100000" w14:sy="100000" w14:kx="0" w14:ky="0" w14:algn="tl">
-                  <w14:schemeClr w14:val="dk1">
-                    <w14:alpha w14:val="60000"/>
-                  </w14:schemeClr>
-                </w14:shadow>
-                <w14:textOutline w14:w="0" w14:cap="flat" w14:cmpd="sng" w14:algn="ctr">
-                  <w14:noFill/>
-                  <w14:prstDash w14:val="solid"/>
-                  <w14:round/>
-                </w14:textOutline>
-              </w:rPr>
-            </w:pPr>
-            <w:r>
-              <w:rPr>
-                <w:color w:val="auto"/>
-                <w:sz w:val="22"/>
-                <w:szCs w:val="28"/>
+                <w:sz w:val="21"/>
+                <w:szCs w:val="21"/>
+                <w14:shadow w14:blurRad="38100" w14:dist="19050" w14:dir="2700000" w14:sx="100000" w14:sy="100000" w14:kx="0" w14:ky="0" w14:algn="tl">
+                  <w14:schemeClr w14:val="dk1">
+                    <w14:alpha w14:val="60000"/>
+                  </w14:schemeClr>
+                </w14:shadow>
+                <w14:textOutline w14:w="0" w14:cap="flat" w14:cmpd="sng" w14:algn="ctr">
+                  <w14:noFill/>
+                  <w14:prstDash w14:val="solid"/>
+                  <w14:round/>
+                </w14:textOutline>
+              </w:rPr>
+            </w:pPr>
+            <w:r>
+              <w:rPr>
+                <w:color w:val="auto"/>
+                <w:sz w:val="21"/>
+                <w:szCs w:val="21"/>
                 <w14:shadow w14:blurRad="38100" w14:dist="19050" w14:dir="2700000" w14:sx="100000" w14:sy="100000" w14:kx="0" w14:ky="0" w14:algn="tl">
                   <w14:schemeClr w14:val="dk1">
                     <w14:alpha w14:val="60000"/>
@@ -2331,8 +2331,8 @@
               <w:ind w:left="0"/>
               <w:rPr>
                 <w:color w:val="auto"/>
-                <w:sz w:val="22"/>
-                <w:szCs w:val="28"/>
+                <w:sz w:val="21"/>
+                <w:szCs w:val="21"/>
                 <w14:shadow w14:blurRad="38100" w14:dist="19050" w14:dir="2700000" w14:sx="100000" w14:sy="100000" w14:kx="0" w14:ky="0" w14:algn="tl">
                   <w14:schemeClr w14:val="dk1">
                     <w14:alpha w14:val="60000"/>
@@ -2349,8 +2349,8 @@
             <w:r>
               <w:rPr>
                 <w:color w:val="auto"/>
-                <w:sz w:val="22"/>
-                <w:szCs w:val="28"/>
+                <w:sz w:val="21"/>
+                <w:szCs w:val="21"/>
                 <w14:shadow w14:blurRad="38100" w14:dist="19050" w14:dir="2700000" w14:sx="100000" w14:sy="100000" w14:kx="0" w14:ky="0" w14:algn="tl">
                   <w14:schemeClr w14:val="dk1">
                     <w14:alpha w14:val="60000"/>
@@ -2368,8 +2368,8 @@
             <w:r>
               <w:rPr>
                 <w:color w:val="auto"/>
-                <w:sz w:val="22"/>
-                <w:szCs w:val="28"/>
+                <w:sz w:val="21"/>
+                <w:szCs w:val="21"/>
                 <w14:shadow w14:blurRad="38100" w14:dist="19050" w14:dir="2700000" w14:sx="100000" w14:sy="100000" w14:kx="0" w14:ky="0" w14:algn="tl">
                   <w14:schemeClr w14:val="dk1">
                     <w14:alpha w14:val="60000"/>
@@ -2405,25 +2405,25 @@
               <w:ind w:left="1"/>
               <w:rPr>
                 <w:color w:val="auto"/>
-                <w:sz w:val="22"/>
-                <w:szCs w:val="28"/>
-                <w14:shadow w14:blurRad="38100" w14:dist="19050" w14:dir="2700000" w14:sx="100000" w14:sy="100000" w14:kx="0" w14:ky="0" w14:algn="tl">
-                  <w14:schemeClr w14:val="dk1">
-                    <w14:alpha w14:val="60000"/>
-                  </w14:schemeClr>
-                </w14:shadow>
-                <w14:textOutline w14:w="0" w14:cap="flat" w14:cmpd="sng" w14:algn="ctr">
-                  <w14:noFill/>
-                  <w14:prstDash w14:val="solid"/>
-                  <w14:round/>
-                </w14:textOutline>
-              </w:rPr>
-            </w:pPr>
-            <w:r>
-              <w:rPr>
-                <w:color w:val="auto"/>
-                <w:sz w:val="22"/>
-                <w:szCs w:val="28"/>
+                <w:sz w:val="21"/>
+                <w:szCs w:val="21"/>
+                <w14:shadow w14:blurRad="38100" w14:dist="19050" w14:dir="2700000" w14:sx="100000" w14:sy="100000" w14:kx="0" w14:ky="0" w14:algn="tl">
+                  <w14:schemeClr w14:val="dk1">
+                    <w14:alpha w14:val="60000"/>
+                  </w14:schemeClr>
+                </w14:shadow>
+                <w14:textOutline w14:w="0" w14:cap="flat" w14:cmpd="sng" w14:algn="ctr">
+                  <w14:noFill/>
+                  <w14:prstDash w14:val="solid"/>
+                  <w14:round/>
+                </w14:textOutline>
+              </w:rPr>
+            </w:pPr>
+            <w:r>
+              <w:rPr>
+                <w:color w:val="auto"/>
+                <w:sz w:val="21"/>
+                <w:szCs w:val="21"/>
                 <w14:shadow w14:blurRad="38100" w14:dist="19050" w14:dir="2700000" w14:sx="100000" w14:sy="100000" w14:kx="0" w14:ky="0" w14:algn="tl">
                   <w14:schemeClr w14:val="dk1">
                     <w14:alpha w14:val="60000"/>
@@ -2454,25 +2454,25 @@
               <w:ind w:left="0"/>
               <w:rPr>
                 <w:color w:val="auto"/>
-                <w:sz w:val="22"/>
-                <w:szCs w:val="28"/>
-                <w14:shadow w14:blurRad="38100" w14:dist="19050" w14:dir="2700000" w14:sx="100000" w14:sy="100000" w14:kx="0" w14:ky="0" w14:algn="tl">
-                  <w14:schemeClr w14:val="dk1">
-                    <w14:alpha w14:val="60000"/>
-                  </w14:schemeClr>
-                </w14:shadow>
-                <w14:textOutline w14:w="0" w14:cap="flat" w14:cmpd="sng" w14:algn="ctr">
-                  <w14:noFill/>
-                  <w14:prstDash w14:val="solid"/>
-                  <w14:round/>
-                </w14:textOutline>
-              </w:rPr>
-            </w:pPr>
-            <w:r>
-              <w:rPr>
-                <w:color w:val="auto"/>
-                <w:sz w:val="22"/>
-                <w:szCs w:val="28"/>
+                <w:sz w:val="21"/>
+                <w:szCs w:val="21"/>
+                <w14:shadow w14:blurRad="38100" w14:dist="19050" w14:dir="2700000" w14:sx="100000" w14:sy="100000" w14:kx="0" w14:ky="0" w14:algn="tl">
+                  <w14:schemeClr w14:val="dk1">
+                    <w14:alpha w14:val="60000"/>
+                  </w14:schemeClr>
+                </w14:shadow>
+                <w14:textOutline w14:w="0" w14:cap="flat" w14:cmpd="sng" w14:algn="ctr">
+                  <w14:noFill/>
+                  <w14:prstDash w14:val="solid"/>
+                  <w14:round/>
+                </w14:textOutline>
+              </w:rPr>
+            </w:pPr>
+            <w:r>
+              <w:rPr>
+                <w:color w:val="auto"/>
+                <w:sz w:val="21"/>
+                <w:szCs w:val="21"/>
                 <w14:shadow w14:blurRad="38100" w14:dist="19050" w14:dir="2700000" w14:sx="100000" w14:sy="100000" w14:kx="0" w14:ky="0" w14:algn="tl">
                   <w14:schemeClr w14:val="dk1">
                     <w14:alpha w14:val="60000"/>
@@ -2508,25 +2508,25 @@
               <w:ind w:left="1"/>
               <w:rPr>
                 <w:color w:val="auto"/>
-                <w:sz w:val="22"/>
-                <w:szCs w:val="28"/>
-                <w14:shadow w14:blurRad="38100" w14:dist="19050" w14:dir="2700000" w14:sx="100000" w14:sy="100000" w14:kx="0" w14:ky="0" w14:algn="tl">
-                  <w14:schemeClr w14:val="dk1">
-                    <w14:alpha w14:val="60000"/>
-                  </w14:schemeClr>
-                </w14:shadow>
-                <w14:textOutline w14:w="0" w14:cap="flat" w14:cmpd="sng" w14:algn="ctr">
-                  <w14:noFill/>
-                  <w14:prstDash w14:val="solid"/>
-                  <w14:round/>
-                </w14:textOutline>
-              </w:rPr>
-            </w:pPr>
-            <w:r>
-              <w:rPr>
-                <w:color w:val="auto"/>
-                <w:sz w:val="22"/>
-                <w:szCs w:val="28"/>
+                <w:sz w:val="21"/>
+                <w:szCs w:val="21"/>
+                <w14:shadow w14:blurRad="38100" w14:dist="19050" w14:dir="2700000" w14:sx="100000" w14:sy="100000" w14:kx="0" w14:ky="0" w14:algn="tl">
+                  <w14:schemeClr w14:val="dk1">
+                    <w14:alpha w14:val="60000"/>
+                  </w14:schemeClr>
+                </w14:shadow>
+                <w14:textOutline w14:w="0" w14:cap="flat" w14:cmpd="sng" w14:algn="ctr">
+                  <w14:noFill/>
+                  <w14:prstDash w14:val="solid"/>
+                  <w14:round/>
+                </w14:textOutline>
+              </w:rPr>
+            </w:pPr>
+            <w:r>
+              <w:rPr>
+                <w:color w:val="auto"/>
+                <w:sz w:val="21"/>
+                <w:szCs w:val="21"/>
                 <w14:shadow w14:blurRad="38100" w14:dist="19050" w14:dir="2700000" w14:sx="100000" w14:sy="100000" w14:kx="0" w14:ky="0" w14:algn="tl">
                   <w14:schemeClr w14:val="dk1">
                     <w14:alpha w14:val="60000"/>
@@ -2558,25 +2558,25 @@
               <w:ind w:left="0"/>
               <w:rPr>
                 <w:color w:val="auto"/>
-                <w:sz w:val="22"/>
-                <w:szCs w:val="28"/>
-                <w14:shadow w14:blurRad="38100" w14:dist="19050" w14:dir="2700000" w14:sx="100000" w14:sy="100000" w14:kx="0" w14:ky="0" w14:algn="tl">
-                  <w14:schemeClr w14:val="dk1">
-                    <w14:alpha w14:val="60000"/>
-                  </w14:schemeClr>
-                </w14:shadow>
-                <w14:textOutline w14:w="0" w14:cap="flat" w14:cmpd="sng" w14:algn="ctr">
-                  <w14:noFill/>
-                  <w14:prstDash w14:val="solid"/>
-                  <w14:round/>
-                </w14:textOutline>
-              </w:rPr>
-            </w:pPr>
-            <w:r>
-              <w:rPr>
-                <w:color w:val="auto"/>
-                <w:sz w:val="22"/>
-                <w:szCs w:val="28"/>
+                <w:sz w:val="21"/>
+                <w:szCs w:val="21"/>
+                <w14:shadow w14:blurRad="38100" w14:dist="19050" w14:dir="2700000" w14:sx="100000" w14:sy="100000" w14:kx="0" w14:ky="0" w14:algn="tl">
+                  <w14:schemeClr w14:val="dk1">
+                    <w14:alpha w14:val="60000"/>
+                  </w14:schemeClr>
+                </w14:shadow>
+                <w14:textOutline w14:w="0" w14:cap="flat" w14:cmpd="sng" w14:algn="ctr">
+                  <w14:noFill/>
+                  <w14:prstDash w14:val="solid"/>
+                  <w14:round/>
+                </w14:textOutline>
+              </w:rPr>
+            </w:pPr>
+            <w:r>
+              <w:rPr>
+                <w:color w:val="auto"/>
+                <w:sz w:val="21"/>
+                <w:szCs w:val="21"/>
                 <w14:shadow w14:blurRad="38100" w14:dist="19050" w14:dir="2700000" w14:sx="100000" w14:sy="100000" w14:kx="0" w14:ky="0" w14:algn="tl">
                   <w14:schemeClr w14:val="dk1">
                     <w14:alpha w14:val="60000"/>
@@ -2612,25 +2612,25 @@
               <w:ind w:left="1"/>
               <w:rPr>
                 <w:color w:val="auto"/>
-                <w:sz w:val="22"/>
-                <w:szCs w:val="28"/>
-                <w14:shadow w14:blurRad="38100" w14:dist="19050" w14:dir="2700000" w14:sx="100000" w14:sy="100000" w14:kx="0" w14:ky="0" w14:algn="tl">
-                  <w14:schemeClr w14:val="dk1">
-                    <w14:alpha w14:val="60000"/>
-                  </w14:schemeClr>
-                </w14:shadow>
-                <w14:textOutline w14:w="0" w14:cap="flat" w14:cmpd="sng" w14:algn="ctr">
-                  <w14:noFill/>
-                  <w14:prstDash w14:val="solid"/>
-                  <w14:round/>
-                </w14:textOutline>
-              </w:rPr>
-            </w:pPr>
-            <w:r>
-              <w:rPr>
-                <w:color w:val="auto"/>
-                <w:sz w:val="22"/>
-                <w:szCs w:val="28"/>
+                <w:sz w:val="21"/>
+                <w:szCs w:val="21"/>
+                <w14:shadow w14:blurRad="38100" w14:dist="19050" w14:dir="2700000" w14:sx="100000" w14:sy="100000" w14:kx="0" w14:ky="0" w14:algn="tl">
+                  <w14:schemeClr w14:val="dk1">
+                    <w14:alpha w14:val="60000"/>
+                  </w14:schemeClr>
+                </w14:shadow>
+                <w14:textOutline w14:w="0" w14:cap="flat" w14:cmpd="sng" w14:algn="ctr">
+                  <w14:noFill/>
+                  <w14:prstDash w14:val="solid"/>
+                  <w14:round/>
+                </w14:textOutline>
+              </w:rPr>
+            </w:pPr>
+            <w:r>
+              <w:rPr>
+                <w:color w:val="auto"/>
+                <w:sz w:val="21"/>
+                <w:szCs w:val="21"/>
                 <w14:shadow w14:blurRad="38100" w14:dist="19050" w14:dir="2700000" w14:sx="100000" w14:sy="100000" w14:kx="0" w14:ky="0" w14:algn="tl">
                   <w14:schemeClr w14:val="dk1">
                     <w14:alpha w14:val="60000"/>
@@ -2661,25 +2661,25 @@
               <w:ind w:left="0"/>
               <w:rPr>
                 <w:color w:val="auto"/>
-                <w:sz w:val="22"/>
-                <w:szCs w:val="28"/>
-                <w14:shadow w14:blurRad="38100" w14:dist="19050" w14:dir="2700000" w14:sx="100000" w14:sy="100000" w14:kx="0" w14:ky="0" w14:algn="tl">
-                  <w14:schemeClr w14:val="dk1">
-                    <w14:alpha w14:val="60000"/>
-                  </w14:schemeClr>
-                </w14:shadow>
-                <w14:textOutline w14:w="0" w14:cap="flat" w14:cmpd="sng" w14:algn="ctr">
-                  <w14:noFill/>
-                  <w14:prstDash w14:val="solid"/>
-                  <w14:round/>
-                </w14:textOutline>
-              </w:rPr>
-            </w:pPr>
-            <w:r>
-              <w:rPr>
-                <w:color w:val="auto"/>
-                <w:sz w:val="22"/>
-                <w:szCs w:val="28"/>
+                <w:sz w:val="21"/>
+                <w:szCs w:val="21"/>
+                <w14:shadow w14:blurRad="38100" w14:dist="19050" w14:dir="2700000" w14:sx="100000" w14:sy="100000" w14:kx="0" w14:ky="0" w14:algn="tl">
+                  <w14:schemeClr w14:val="dk1">
+                    <w14:alpha w14:val="60000"/>
+                  </w14:schemeClr>
+                </w14:shadow>
+                <w14:textOutline w14:w="0" w14:cap="flat" w14:cmpd="sng" w14:algn="ctr">
+                  <w14:noFill/>
+                  <w14:prstDash w14:val="solid"/>
+                  <w14:round/>
+                </w14:textOutline>
+              </w:rPr>
+            </w:pPr>
+            <w:r>
+              <w:rPr>
+                <w:color w:val="auto"/>
+                <w:sz w:val="21"/>
+                <w:szCs w:val="21"/>
                 <w14:shadow w14:blurRad="38100" w14:dist="19050" w14:dir="2700000" w14:sx="100000" w14:sy="100000" w14:kx="0" w14:ky="0" w14:algn="tl">
                   <w14:schemeClr w14:val="dk1">
                     <w14:alpha w14:val="60000"/>
@@ -2715,25 +2715,25 @@
               <w:ind w:left="1"/>
               <w:rPr>
                 <w:color w:val="auto"/>
-                <w:sz w:val="22"/>
-                <w:szCs w:val="28"/>
-                <w14:shadow w14:blurRad="38100" w14:dist="19050" w14:dir="2700000" w14:sx="100000" w14:sy="100000" w14:kx="0" w14:ky="0" w14:algn="tl">
-                  <w14:schemeClr w14:val="dk1">
-                    <w14:alpha w14:val="60000"/>
-                  </w14:schemeClr>
-                </w14:shadow>
-                <w14:textOutline w14:w="0" w14:cap="flat" w14:cmpd="sng" w14:algn="ctr">
-                  <w14:noFill/>
-                  <w14:prstDash w14:val="solid"/>
-                  <w14:round/>
-                </w14:textOutline>
-              </w:rPr>
-            </w:pPr>
-            <w:r>
-              <w:rPr>
-                <w:color w:val="auto"/>
-                <w:sz w:val="22"/>
-                <w:szCs w:val="28"/>
+                <w:sz w:val="21"/>
+                <w:szCs w:val="21"/>
+                <w14:shadow w14:blurRad="38100" w14:dist="19050" w14:dir="2700000" w14:sx="100000" w14:sy="100000" w14:kx="0" w14:ky="0" w14:algn="tl">
+                  <w14:schemeClr w14:val="dk1">
+                    <w14:alpha w14:val="60000"/>
+                  </w14:schemeClr>
+                </w14:shadow>
+                <w14:textOutline w14:w="0" w14:cap="flat" w14:cmpd="sng" w14:algn="ctr">
+                  <w14:noFill/>
+                  <w14:prstDash w14:val="solid"/>
+                  <w14:round/>
+                </w14:textOutline>
+              </w:rPr>
+            </w:pPr>
+            <w:r>
+              <w:rPr>
+                <w:color w:val="auto"/>
+                <w:sz w:val="21"/>
+                <w:szCs w:val="21"/>
                 <w14:shadow w14:blurRad="38100" w14:dist="19050" w14:dir="2700000" w14:sx="100000" w14:sy="100000" w14:kx="0" w14:ky="0" w14:algn="tl">
                   <w14:schemeClr w14:val="dk1">
                     <w14:alpha w14:val="60000"/>
@@ -2764,25 +2764,25 @@
               <w:ind w:left="0"/>
               <w:rPr>
                 <w:color w:val="auto"/>
-                <w:sz w:val="22"/>
-                <w:szCs w:val="28"/>
-                <w14:shadow w14:blurRad="38100" w14:dist="19050" w14:dir="2700000" w14:sx="100000" w14:sy="100000" w14:kx="0" w14:ky="0" w14:algn="tl">
-                  <w14:schemeClr w14:val="dk1">
-                    <w14:alpha w14:val="60000"/>
-                  </w14:schemeClr>
-                </w14:shadow>
-                <w14:textOutline w14:w="0" w14:cap="flat" w14:cmpd="sng" w14:algn="ctr">
-                  <w14:noFill/>
-                  <w14:prstDash w14:val="solid"/>
-                  <w14:round/>
-                </w14:textOutline>
-              </w:rPr>
-            </w:pPr>
-            <w:r>
-              <w:rPr>
-                <w:color w:val="auto"/>
-                <w:sz w:val="22"/>
-                <w:szCs w:val="28"/>
+                <w:sz w:val="21"/>
+                <w:szCs w:val="21"/>
+                <w14:shadow w14:blurRad="38100" w14:dist="19050" w14:dir="2700000" w14:sx="100000" w14:sy="100000" w14:kx="0" w14:ky="0" w14:algn="tl">
+                  <w14:schemeClr w14:val="dk1">
+                    <w14:alpha w14:val="60000"/>
+                  </w14:schemeClr>
+                </w14:shadow>
+                <w14:textOutline w14:w="0" w14:cap="flat" w14:cmpd="sng" w14:algn="ctr">
+                  <w14:noFill/>
+                  <w14:prstDash w14:val="solid"/>
+                  <w14:round/>
+                </w14:textOutline>
+              </w:rPr>
+            </w:pPr>
+            <w:r>
+              <w:rPr>
+                <w:color w:val="auto"/>
+                <w:sz w:val="21"/>
+                <w:szCs w:val="21"/>
                 <w14:shadow w14:blurRad="38100" w14:dist="19050" w14:dir="2700000" w14:sx="100000" w14:sy="100000" w14:kx="0" w14:ky="0" w14:algn="tl">
                   <w14:schemeClr w14:val="dk1">
                     <w14:alpha w14:val="60000"/>
@@ -2818,25 +2818,25 @@
               <w:ind w:left="1"/>
               <w:rPr>
                 <w:color w:val="auto"/>
-                <w:sz w:val="22"/>
-                <w:szCs w:val="28"/>
-                <w14:shadow w14:blurRad="38100" w14:dist="19050" w14:dir="2700000" w14:sx="100000" w14:sy="100000" w14:kx="0" w14:ky="0" w14:algn="tl">
-                  <w14:schemeClr w14:val="dk1">
-                    <w14:alpha w14:val="60000"/>
-                  </w14:schemeClr>
-                </w14:shadow>
-                <w14:textOutline w14:w="0" w14:cap="flat" w14:cmpd="sng" w14:algn="ctr">
-                  <w14:noFill/>
-                  <w14:prstDash w14:val="solid"/>
-                  <w14:round/>
-                </w14:textOutline>
-              </w:rPr>
-            </w:pPr>
-            <w:r>
-              <w:rPr>
-                <w:color w:val="auto"/>
-                <w:sz w:val="22"/>
-                <w:szCs w:val="28"/>
+                <w:sz w:val="21"/>
+                <w:szCs w:val="21"/>
+                <w14:shadow w14:blurRad="38100" w14:dist="19050" w14:dir="2700000" w14:sx="100000" w14:sy="100000" w14:kx="0" w14:ky="0" w14:algn="tl">
+                  <w14:schemeClr w14:val="dk1">
+                    <w14:alpha w14:val="60000"/>
+                  </w14:schemeClr>
+                </w14:shadow>
+                <w14:textOutline w14:w="0" w14:cap="flat" w14:cmpd="sng" w14:algn="ctr">
+                  <w14:noFill/>
+                  <w14:prstDash w14:val="solid"/>
+                  <w14:round/>
+                </w14:textOutline>
+              </w:rPr>
+            </w:pPr>
+            <w:r>
+              <w:rPr>
+                <w:color w:val="auto"/>
+                <w:sz w:val="21"/>
+                <w:szCs w:val="21"/>
                 <w14:shadow w14:blurRad="38100" w14:dist="19050" w14:dir="2700000" w14:sx="100000" w14:sy="100000" w14:kx="0" w14:ky="0" w14:algn="tl">
                   <w14:schemeClr w14:val="dk1">
                     <w14:alpha w14:val="60000"/>
@@ -2867,25 +2867,25 @@
               <w:ind w:left="0"/>
               <w:rPr>
                 <w:color w:val="auto"/>
-                <w:sz w:val="22"/>
-                <w:szCs w:val="28"/>
-                <w14:shadow w14:blurRad="38100" w14:dist="19050" w14:dir="2700000" w14:sx="100000" w14:sy="100000" w14:kx="0" w14:ky="0" w14:algn="tl">
-                  <w14:schemeClr w14:val="dk1">
-                    <w14:alpha w14:val="60000"/>
-                  </w14:schemeClr>
-                </w14:shadow>
-                <w14:textOutline w14:w="0" w14:cap="flat" w14:cmpd="sng" w14:algn="ctr">
-                  <w14:noFill/>
-                  <w14:prstDash w14:val="solid"/>
-                  <w14:round/>
-                </w14:textOutline>
-              </w:rPr>
-            </w:pPr>
-            <w:r>
-              <w:rPr>
-                <w:color w:val="auto"/>
-                <w:sz w:val="22"/>
-                <w:szCs w:val="28"/>
+                <w:sz w:val="21"/>
+                <w:szCs w:val="21"/>
+                <w14:shadow w14:blurRad="38100" w14:dist="19050" w14:dir="2700000" w14:sx="100000" w14:sy="100000" w14:kx="0" w14:ky="0" w14:algn="tl">
+                  <w14:schemeClr w14:val="dk1">
+                    <w14:alpha w14:val="60000"/>
+                  </w14:schemeClr>
+                </w14:shadow>
+                <w14:textOutline w14:w="0" w14:cap="flat" w14:cmpd="sng" w14:algn="ctr">
+                  <w14:noFill/>
+                  <w14:prstDash w14:val="solid"/>
+                  <w14:round/>
+                </w14:textOutline>
+              </w:rPr>
+            </w:pPr>
+            <w:r>
+              <w:rPr>
+                <w:color w:val="auto"/>
+                <w:sz w:val="21"/>
+                <w:szCs w:val="21"/>
                 <w14:shadow w14:blurRad="38100" w14:dist="19050" w14:dir="2700000" w14:sx="100000" w14:sy="100000" w14:kx="0" w14:ky="0" w14:algn="tl">
                   <w14:schemeClr w14:val="dk1">
                     <w14:alpha w14:val="60000"/>
@@ -2903,8 +2903,8 @@
             <w:r>
               <w:rPr>
                 <w:color w:val="auto"/>
-                <w:sz w:val="22"/>
-                <w:szCs w:val="28"/>
+                <w:sz w:val="21"/>
+                <w:szCs w:val="21"/>
                 <w14:shadow w14:blurRad="38100" w14:dist="19050" w14:dir="2700000" w14:sx="100000" w14:sy="100000" w14:kx="0" w14:ky="0" w14:algn="tl">
                   <w14:schemeClr w14:val="dk1">
                     <w14:alpha w14:val="60000"/>
@@ -2922,8 +2922,8 @@
             <w:r>
               <w:rPr>
                 <w:color w:val="auto"/>
-                <w:sz w:val="22"/>
-                <w:szCs w:val="28"/>
+                <w:sz w:val="21"/>
+                <w:szCs w:val="21"/>
                 <w14:shadow w14:blurRad="38100" w14:dist="19050" w14:dir="2700000" w14:sx="100000" w14:sy="100000" w14:kx="0" w14:ky="0" w14:algn="tl">
                   <w14:schemeClr w14:val="dk1">
                     <w14:alpha w14:val="60000"/>
@@ -2959,25 +2959,25 @@
               <w:ind w:left="1"/>
               <w:rPr>
                 <w:color w:val="auto"/>
-                <w:sz w:val="22"/>
-                <w:szCs w:val="28"/>
-                <w14:shadow w14:blurRad="38100" w14:dist="19050" w14:dir="2700000" w14:sx="100000" w14:sy="100000" w14:kx="0" w14:ky="0" w14:algn="tl">
-                  <w14:schemeClr w14:val="dk1">
-                    <w14:alpha w14:val="60000"/>
-                  </w14:schemeClr>
-                </w14:shadow>
-                <w14:textOutline w14:w="0" w14:cap="flat" w14:cmpd="sng" w14:algn="ctr">
-                  <w14:noFill/>
-                  <w14:prstDash w14:val="solid"/>
-                  <w14:round/>
-                </w14:textOutline>
-              </w:rPr>
-            </w:pPr>
-            <w:r>
-              <w:rPr>
-                <w:color w:val="auto"/>
-                <w:sz w:val="22"/>
-                <w:szCs w:val="28"/>
+                <w:sz w:val="21"/>
+                <w:szCs w:val="21"/>
+                <w14:shadow w14:blurRad="38100" w14:dist="19050" w14:dir="2700000" w14:sx="100000" w14:sy="100000" w14:kx="0" w14:ky="0" w14:algn="tl">
+                  <w14:schemeClr w14:val="dk1">
+                    <w14:alpha w14:val="60000"/>
+                  </w14:schemeClr>
+                </w14:shadow>
+                <w14:textOutline w14:w="0" w14:cap="flat" w14:cmpd="sng" w14:algn="ctr">
+                  <w14:noFill/>
+                  <w14:prstDash w14:val="solid"/>
+                  <w14:round/>
+                </w14:textOutline>
+              </w:rPr>
+            </w:pPr>
+            <w:r>
+              <w:rPr>
+                <w:color w:val="auto"/>
+                <w:sz w:val="21"/>
+                <w:szCs w:val="21"/>
                 <w14:shadow w14:blurRad="38100" w14:dist="19050" w14:dir="2700000" w14:sx="100000" w14:sy="100000" w14:kx="0" w14:ky="0" w14:algn="tl">
                   <w14:schemeClr w14:val="dk1">
                     <w14:alpha w14:val="60000"/>
@@ -3008,25 +3008,25 @@
               <w:ind w:left="0"/>
               <w:rPr>
                 <w:color w:val="auto"/>
-                <w:sz w:val="22"/>
-                <w:szCs w:val="28"/>
-                <w14:shadow w14:blurRad="38100" w14:dist="19050" w14:dir="2700000" w14:sx="100000" w14:sy="100000" w14:kx="0" w14:ky="0" w14:algn="tl">
-                  <w14:schemeClr w14:val="dk1">
-                    <w14:alpha w14:val="60000"/>
-                  </w14:schemeClr>
-                </w14:shadow>
-                <w14:textOutline w14:w="0" w14:cap="flat" w14:cmpd="sng" w14:algn="ctr">
-                  <w14:noFill/>
-                  <w14:prstDash w14:val="solid"/>
-                  <w14:round/>
-                </w14:textOutline>
-              </w:rPr>
-            </w:pPr>
-            <w:r>
-              <w:rPr>
-                <w:color w:val="auto"/>
-                <w:sz w:val="22"/>
-                <w:szCs w:val="28"/>
+                <w:sz w:val="21"/>
+                <w:szCs w:val="21"/>
+                <w14:shadow w14:blurRad="38100" w14:dist="19050" w14:dir="2700000" w14:sx="100000" w14:sy="100000" w14:kx="0" w14:ky="0" w14:algn="tl">
+                  <w14:schemeClr w14:val="dk1">
+                    <w14:alpha w14:val="60000"/>
+                  </w14:schemeClr>
+                </w14:shadow>
+                <w14:textOutline w14:w="0" w14:cap="flat" w14:cmpd="sng" w14:algn="ctr">
+                  <w14:noFill/>
+                  <w14:prstDash w14:val="solid"/>
+                  <w14:round/>
+                </w14:textOutline>
+              </w:rPr>
+            </w:pPr>
+            <w:r>
+              <w:rPr>
+                <w:color w:val="auto"/>
+                <w:sz w:val="21"/>
+                <w:szCs w:val="21"/>
                 <w14:shadow w14:blurRad="38100" w14:dist="19050" w14:dir="2700000" w14:sx="100000" w14:sy="100000" w14:kx="0" w14:ky="0" w14:algn="tl">
                   <w14:schemeClr w14:val="dk1">
                     <w14:alpha w14:val="60000"/>
@@ -3062,25 +3062,25 @@
               <w:ind w:left="1"/>
               <w:rPr>
                 <w:color w:val="auto"/>
-                <w:sz w:val="22"/>
-                <w:szCs w:val="28"/>
-                <w14:shadow w14:blurRad="38100" w14:dist="19050" w14:dir="2700000" w14:sx="100000" w14:sy="100000" w14:kx="0" w14:ky="0" w14:algn="tl">
-                  <w14:schemeClr w14:val="dk1">
-                    <w14:alpha w14:val="60000"/>
-                  </w14:schemeClr>
-                </w14:shadow>
-                <w14:textOutline w14:w="0" w14:cap="flat" w14:cmpd="sng" w14:algn="ctr">
-                  <w14:noFill/>
-                  <w14:prstDash w14:val="solid"/>
-                  <w14:round/>
-                </w14:textOutline>
-              </w:rPr>
-            </w:pPr>
-            <w:r>
-              <w:rPr>
-                <w:color w:val="auto"/>
-                <w:sz w:val="22"/>
-                <w:szCs w:val="28"/>
+                <w:sz w:val="21"/>
+                <w:szCs w:val="21"/>
+                <w14:shadow w14:blurRad="38100" w14:dist="19050" w14:dir="2700000" w14:sx="100000" w14:sy="100000" w14:kx="0" w14:ky="0" w14:algn="tl">
+                  <w14:schemeClr w14:val="dk1">
+                    <w14:alpha w14:val="60000"/>
+                  </w14:schemeClr>
+                </w14:shadow>
+                <w14:textOutline w14:w="0" w14:cap="flat" w14:cmpd="sng" w14:algn="ctr">
+                  <w14:noFill/>
+                  <w14:prstDash w14:val="solid"/>
+                  <w14:round/>
+                </w14:textOutline>
+              </w:rPr>
+            </w:pPr>
+            <w:r>
+              <w:rPr>
+                <w:color w:val="auto"/>
+                <w:sz w:val="21"/>
+                <w:szCs w:val="21"/>
                 <w14:shadow w14:blurRad="38100" w14:dist="19050" w14:dir="2700000" w14:sx="100000" w14:sy="100000" w14:kx="0" w14:ky="0" w14:algn="tl">
                   <w14:schemeClr w14:val="dk1">
                     <w14:alpha w14:val="60000"/>
@@ -3111,25 +3111,25 @@
               <w:ind w:left="0"/>
               <w:rPr>
                 <w:color w:val="auto"/>
-                <w:sz w:val="22"/>
-                <w:szCs w:val="28"/>
-                <w14:shadow w14:blurRad="38100" w14:dist="19050" w14:dir="2700000" w14:sx="100000" w14:sy="100000" w14:kx="0" w14:ky="0" w14:algn="tl">
-                  <w14:schemeClr w14:val="dk1">
-                    <w14:alpha w14:val="60000"/>
-                  </w14:schemeClr>
-                </w14:shadow>
-                <w14:textOutline w14:w="0" w14:cap="flat" w14:cmpd="sng" w14:algn="ctr">
-                  <w14:noFill/>
-                  <w14:prstDash w14:val="solid"/>
-                  <w14:round/>
-                </w14:textOutline>
-              </w:rPr>
-            </w:pPr>
-            <w:r>
-              <w:rPr>
-                <w:color w:val="auto"/>
-                <w:sz w:val="22"/>
-                <w:szCs w:val="28"/>
+                <w:sz w:val="21"/>
+                <w:szCs w:val="21"/>
+                <w14:shadow w14:blurRad="38100" w14:dist="19050" w14:dir="2700000" w14:sx="100000" w14:sy="100000" w14:kx="0" w14:ky="0" w14:algn="tl">
+                  <w14:schemeClr w14:val="dk1">
+                    <w14:alpha w14:val="60000"/>
+                  </w14:schemeClr>
+                </w14:shadow>
+                <w14:textOutline w14:w="0" w14:cap="flat" w14:cmpd="sng" w14:algn="ctr">
+                  <w14:noFill/>
+                  <w14:prstDash w14:val="solid"/>
+                  <w14:round/>
+                </w14:textOutline>
+              </w:rPr>
+            </w:pPr>
+            <w:r>
+              <w:rPr>
+                <w:color w:val="auto"/>
+                <w:sz w:val="21"/>
+                <w:szCs w:val="21"/>
                 <w14:shadow w14:blurRad="38100" w14:dist="19050" w14:dir="2700000" w14:sx="100000" w14:sy="100000" w14:kx="0" w14:ky="0" w14:algn="tl">
                   <w14:schemeClr w14:val="dk1">
                     <w14:alpha w14:val="60000"/>
@@ -3165,25 +3165,25 @@
               <w:ind w:left="1"/>
               <w:rPr>
                 <w:color w:val="auto"/>
-                <w:sz w:val="22"/>
-                <w:szCs w:val="28"/>
-                <w14:shadow w14:blurRad="38100" w14:dist="19050" w14:dir="2700000" w14:sx="100000" w14:sy="100000" w14:kx="0" w14:ky="0" w14:algn="tl">
-                  <w14:schemeClr w14:val="dk1">
-                    <w14:alpha w14:val="60000"/>
-                  </w14:schemeClr>
-                </w14:shadow>
-                <w14:textOutline w14:w="0" w14:cap="flat" w14:cmpd="sng" w14:algn="ctr">
-                  <w14:noFill/>
-                  <w14:prstDash w14:val="solid"/>
-                  <w14:round/>
-                </w14:textOutline>
-              </w:rPr>
-            </w:pPr>
-            <w:r>
-              <w:rPr>
-                <w:color w:val="auto"/>
-                <w:sz w:val="22"/>
-                <w:szCs w:val="28"/>
+                <w:sz w:val="21"/>
+                <w:szCs w:val="21"/>
+                <w14:shadow w14:blurRad="38100" w14:dist="19050" w14:dir="2700000" w14:sx="100000" w14:sy="100000" w14:kx="0" w14:ky="0" w14:algn="tl">
+                  <w14:schemeClr w14:val="dk1">
+                    <w14:alpha w14:val="60000"/>
+                  </w14:schemeClr>
+                </w14:shadow>
+                <w14:textOutline w14:w="0" w14:cap="flat" w14:cmpd="sng" w14:algn="ctr">
+                  <w14:noFill/>
+                  <w14:prstDash w14:val="solid"/>
+                  <w14:round/>
+                </w14:textOutline>
+              </w:rPr>
+            </w:pPr>
+            <w:r>
+              <w:rPr>
+                <w:color w:val="auto"/>
+                <w:sz w:val="21"/>
+                <w:szCs w:val="21"/>
                 <w14:shadow w14:blurRad="38100" w14:dist="19050" w14:dir="2700000" w14:sx="100000" w14:sy="100000" w14:kx="0" w14:ky="0" w14:algn="tl">
                   <w14:schemeClr w14:val="dk1">
                     <w14:alpha w14:val="60000"/>
@@ -3214,25 +3214,25 @@
               <w:ind w:left="0"/>
               <w:rPr>
                 <w:color w:val="auto"/>
-                <w:sz w:val="22"/>
-                <w:szCs w:val="28"/>
-                <w14:shadow w14:blurRad="38100" w14:dist="19050" w14:dir="2700000" w14:sx="100000" w14:sy="100000" w14:kx="0" w14:ky="0" w14:algn="tl">
-                  <w14:schemeClr w14:val="dk1">
-                    <w14:alpha w14:val="60000"/>
-                  </w14:schemeClr>
-                </w14:shadow>
-                <w14:textOutline w14:w="0" w14:cap="flat" w14:cmpd="sng" w14:algn="ctr">
-                  <w14:noFill/>
-                  <w14:prstDash w14:val="solid"/>
-                  <w14:round/>
-                </w14:textOutline>
-              </w:rPr>
-            </w:pPr>
-            <w:r>
-              <w:rPr>
-                <w:color w:val="auto"/>
-                <w:sz w:val="22"/>
-                <w:szCs w:val="28"/>
+                <w:sz w:val="21"/>
+                <w:szCs w:val="21"/>
+                <w14:shadow w14:blurRad="38100" w14:dist="19050" w14:dir="2700000" w14:sx="100000" w14:sy="100000" w14:kx="0" w14:ky="0" w14:algn="tl">
+                  <w14:schemeClr w14:val="dk1">
+                    <w14:alpha w14:val="60000"/>
+                  </w14:schemeClr>
+                </w14:shadow>
+                <w14:textOutline w14:w="0" w14:cap="flat" w14:cmpd="sng" w14:algn="ctr">
+                  <w14:noFill/>
+                  <w14:prstDash w14:val="solid"/>
+                  <w14:round/>
+                </w14:textOutline>
+              </w:rPr>
+            </w:pPr>
+            <w:r>
+              <w:rPr>
+                <w:color w:val="auto"/>
+                <w:sz w:val="21"/>
+                <w:szCs w:val="21"/>
                 <w14:shadow w14:blurRad="38100" w14:dist="19050" w14:dir="2700000" w14:sx="100000" w14:sy="100000" w14:kx="0" w14:ky="0" w14:algn="tl">
                   <w14:schemeClr w14:val="dk1">
                     <w14:alpha w14:val="60000"/>
@@ -3498,10 +3498,10 @@
   <w:docDefaults>
     <w:rPrDefault>
       <w:rPr>
-        <w:rFonts w:asciiTheme="minorHAnsi" w:eastAsiaTheme="minorEastAsia" w:hAnsiTheme="minorHAnsi" w:cstheme="minorBidi"/>
+        <w:rFonts w:ascii="Arial" w:hAnsi="Arial" w:cs="Arial" w:eastAsia="Arial"/>
         <w:kern w:val="2"/>
-        <w:sz w:val="24"/>
-        <w:szCs w:val="24"/>
+        <w:sz w:val="21"/>
+        <w:szCs w:val="21"/>
         <w:lang w:val="en-IN" w:eastAsia="en-IN" w:bidi="ar-SA"/>
         <w14:ligatures w14:val="standardContextual"/>
       </w:rPr>
@@ -3898,7 +3898,7 @@
       <w:ind w:left="-690"/>
     </w:pPr>
     <w:rPr>
-      <w:rFonts w:ascii="Arial" w:eastAsia="Arial" w:hAnsi="Arial" w:cs="Arial"/>
+      <w:rFonts w:ascii="Arial" w:hAnsi="Arial" w:cs="Arial" w:eastAsia="Arial"/>
       <w:color w:val="8D8D8D"/>
       <w:sz w:val="21"/>
     </w:rPr>
